--- a/templates/openagreements-cc-by-4.0/openagreements-restrictive-covenant-iowa/template.docx
+++ b/templates/openagreements-cc-by-4.0/openagreements-restrictive-covenant-iowa/template.docx
@@ -1347,7 +1347,7 @@
         <w:ind w:left="720"/>
       </w:pPr>
       <w:r>
-        <w:t xml:space="preserve">Employer and Employee acknowledge that each restrictive covenant in this agreement is intended to protect one or more of Employer's Protected Interests and to impose no restraint greater than is reasonably necessary for that protection. Iowa has no general non-compete statute; enforceability is governed by the common-law three-prong reasonableness test restated in Revere Transducers, Inc. v. Deere &amp; Co., 595 N.W.2d 751 (Iowa 1999), and Lamp v. American Prosthetics, Inc., 379 N.W.2d 909 (Iowa 1986), under which a post-employment restraint is enforceable only if it is reasonably necessary for the protection of the employer's business, is not unreasonably restrictive of the employee's rights, and is not prejudicial to the public interest. The burden of proving reasonableness rests on the employer who seeks enforcement (Iowa Glass Depot, Inc. v. Jindrich, 338 N.W.2d 376 (Iowa 1983)). The parties acknowledge that each covenant is meant to guard Employer's Confidential Information, trade secrets, and customer goodwill — measured against the factors Iowa weighs, including Employee's close proximity to customers, the nature of the business, access to information peculiar to Employer's business, and the nature of the restrained occupation — and not to eliminate ordinary competition or to preclude Employee from using the general skill and knowledge Employee acquired on the job. Each covenant is intended to be reasonable in time, territory, and scope, to impose no undue hardship on Employee, and to cause no injury to the public.</w:t>
+        <w:t xml:space="preserve">Employer and Employee acknowledge that each restrictive covenant in this agreement is intended to protect one or more of Employer's Protected Interests and to impose no restraint greater than is reasonably necessary for that protection. The parties acknowledge that each covenant is meant to guard Employer's Confidential Information, trade secrets, and customer goodwill, and not to eliminate ordinary competition or to preclude Employee from using the general skill and knowledge Employee acquired on the job. Each covenant is intended to be reasonably necessary for the protection of Employer, not unreasonably restrictive of Employee, and not prejudicial to the public interest, and to be reasonable in time, territory, and scope, to impose no undue hardship on Employee, and to cause no injury to the public.</w:t>
       </w:r>
     </w:p>
     <w:p>
@@ -1376,7 +1376,7 @@
         <w:ind w:left="720"/>
       </w:pPr>
       <w:r>
-        <w:t xml:space="preserve">The parties acknowledge that this agreement is supported by adequate consideration. If Employee is an existing employee, the parties agree that, in exchange for Employee's assent to the covenants in this agreement, Employer continues Employee's employment, and continued employment for an indefinite period is sufficient consideration to support a covenant not to compete under Iowa law, even when the covenant is signed after employment begins (Farm Bureau Serv. Co. of Maynard v. Kohls, 203 N.W.2d 209 (Iowa 1972)); no separate payment, raise, or promotion is required. If this agreement is signed at the outset of employment, the offer and commencement of employment is the consideration. Employee acknowledges having had the opportunity to consult with independent legal counsel before signing this agreement. Employee acknowledges that the restrictions in this agreement are reasonable and necessary to protect Employer's Protected Interests, and understands that adequate consideration establishes only that the covenants are supported at formation, not that they are reasonable — each covenant must independently satisfy the three-prong reasonableness test on time, territory, and scope, and continued employment sufficient as consideration does not by itself make an unreasonable covenant enforceable (Iowa Glass Depot, Inc. v. Jindrich, 338 N.W.2d 376 (Iowa 1983)). This agreement is effective as of the Effective Date listed in Cover Terms.</w:t>
+        <w:t xml:space="preserve">The parties acknowledge that this agreement is supported by adequate consideration. If Employee is an existing employee, the parties agree that, in exchange for Employee's assent to the covenants in this agreement, Employer continues Employee's employment, and continued employment for an indefinite period is sufficient consideration to support a covenant not to compete, even when the covenant is signed after employment begins; no separate payment, raise, or promotion is required. If this agreement is signed at the outset of employment, the offer and commencement of employment is the consideration. Employee acknowledges having had the opportunity to consult with independent legal counsel before signing this agreement. Employee acknowledges that the restrictions in this agreement are reasonable and necessary to protect Employer's Protected Interests, and understands that adequate consideration establishes only that the covenants are supported at formation, not that they are reasonable — each covenant must independently be reasonable in time, territory, and scope, and continued employment sufficient as consideration does not by itself make an unreasonable covenant enforceable. This agreement is effective as of the Effective Date listed in Cover Terms.</w:t>
       </w:r>
     </w:p>
     <w:p>
@@ -1405,7 +1405,7 @@
         <w:ind w:left="720"/>
       </w:pPr>
       <w:r>
-        <w:t xml:space="preserve">Employee must treat all Confidential Information as strictly confidential. Employee must not use or disclose Confidential Information except as required to perform authorized job duties or with Employer's prior written consent. Employee's obligations regarding trade secrets continue in perpetuity, for as long as the information remains a trade secret. Employee's obligations regarding other Confidential Information continue for the period specified in Cover Terms. Trade secrets are protected under Iowa law, including the Iowa Uniform Trade Secrets Act, Iowa Code §§ 550.2–550.6, which defines a trade secret by its independent economic value from not being generally known and by efforts that are reasonable under the circumstances to maintain its secrecy (Iowa Code § 550.2). This confidentiality obligation is intended to operate alongside, and independent of, any restrictive covenant, and does not restrict Employee's use of the general knowledge, skill, and experience Employee acquired through experience or instruction during employment, which Iowa law places outside the reach of a restrictive covenant.</w:t>
+        <w:t xml:space="preserve">Employee must treat all Confidential Information as strictly confidential. Employee must not use or disclose Confidential Information except as required to perform authorized job duties or with Employer's prior written consent. Employee's obligations regarding trade secrets continue in perpetuity, for as long as the information remains a trade secret. Employee's obligations regarding other Confidential Information continue for the period specified in Cover Terms. This confidentiality obligation is intended to operate alongside, and independent of, any restrictive covenant, and does not restrict Employee's use of the general knowledge, skill, and experience Employee acquired through experience or instruction during employment.</w:t>
       </w:r>
     </w:p>
     <w:p>
@@ -1463,7 +1463,7 @@
         <w:ind w:left="720"/>
       </w:pPr>
       <w:r>
-        <w:t xml:space="preserve">Upon termination of employment, Employee must promptly return to Employer all documents, devices, files, credentials, and other materials containing or relating to Confidential Information. Where permitted, Employee must permanently delete electronic copies of Confidential Information from personal devices and accounts. Employee must certify compliance with this section in writing upon Employer's request. The parties intend that these return, deletion, and certification mechanics serve as part of Employer's efforts reasonable under the circumstances to maintain the secrecy of its trade secrets, as contemplated by Iowa Code § 550.2, and to position Employer to petition for an injunction against actual or threatened misappropriation under Iowa Code § 550.3.</w:t>
+        <w:t xml:space="preserve">Upon termination of employment, Employee must promptly return to Employer all documents, devices, files, credentials, and other materials containing or relating to Confidential Information. Where permitted, Employee must permanently delete electronic copies of Confidential Information from personal devices and accounts. Employee must certify compliance with this section in writing upon Employer's request. The parties intend that these return, deletion, and certification mechanics form part of Employer's reasonable efforts to maintain the secrecy of its Trade Secrets.</w:t>
       </w:r>
     </w:p>
     <w:p>
@@ -1492,7 +1492,7 @@
         <w:ind w:left="720"/>
       </w:pPr>
       <w:r>
-        <w:t xml:space="preserve">During the Restricted Period, Employee must not Solicit, recruit, hire, or attempt to hire any Covered Employee. This restriction does not prohibit Employee from providing a professional reference upon request or from hiring a person who responds to a general advertisement not directed specifically at Employer's employees. No Iowa statute separately regulates employee non-solicits; as the lightest restraint in this agreement, this covenant is analyzed under the same three-prong reasonableness test as every other restraint and reaches only Covered Employees during the Restricted Period, no broader than necessary to protect Employer's workforce stability and goodwill.</w:t>
+        <w:t xml:space="preserve">During the Restricted Period, Employee must not Solicit, recruit, hire, or attempt to hire any Covered Employee. This restriction does not prohibit Employee from providing a professional reference upon request or from hiring a person who responds to a general advertisement not directed specifically at Employer's employees. This restriction reaches only Covered Employees during the Restricted Period and is no broader than necessary to protect Employer's workforce stability and goodwill.</w:t>
       </w:r>
     </w:p>
     <w:p>
@@ -1521,7 +1521,7 @@
         <w:ind w:left="720"/>
       </w:pPr>
       <w:r>
-        <w:t xml:space="preserve">During the Restricted Period, Employee must not Solicit the business of any Covered Customer. Iowa courts analyze this customer non-solicitation covenant under the three-prong reasonableness test (Revere Transducers, Inc. v. Deere &amp; Co., 595 N.W.2d 751 (Iowa 1999); Lamp v. American Prosthetics, Inc., 379 N.W.2d 909 (Iowa 1986)); it reaches only Covered Customers with whom Employee had material contact and is no broader than necessary to protect Employer's goodwill in its customer relationships. This covenant maps directly onto Employer's customer-goodwill interest — customer proximity is among the first factors Iowa courts weigh — and, together with the confidentiality and trade-secret protections in this agreement, is often a stronger and more readily enforceable protection than a broad non-compete. Where Employee is a licensed mental health professional, Iowa Code § 147.161 voids any provision that would prohibit Employee from contacting for professional services a person Employee previously treated, and this covenant does not restrict that contact.</w:t>
+        <w:t xml:space="preserve">During the Restricted Period, Employee must not Solicit the business of any Covered Customer. This covenant reaches only Covered Customers with whom Employee had material contact and is no broader than necessary to protect Employer's goodwill in its customer relationships. Where Employee is a licensed mental health professional, this covenant does not restrict Employee from contacting for professional services a person Employee previously treated (Iowa Code § 147.161).</w:t>
       </w:r>
     </w:p>
     <w:p>
@@ -1550,7 +1550,7 @@
         <w:ind w:left="720"/>
       </w:pPr>
       <w:r>
-        <w:t xml:space="preserve">During the Restricted Period, Employee must not accept, service, or do business with any Covered Customer, regardless of whether Employee or the Covered Customer first initiated contact. This restriction is broader than non-solicitation because it applies even if the Covered Customer approaches Employee, and because it presses harder on the second and third prongs of the reasonableness test — restricting more activity than protection requires and depriving the customer of its chosen provider — it is sized tightly to the goodwill it protects and reaches only Covered Customers with whom Employee had material contact. Iowa courts ask whether the restricted activities exceed what protection requires, and have trimmed no-business restraints to the activities and territory the worker actually served (Farm Bureau Serv. Co. of Maynard v. Kohls, 203 N.W.2d 209 (Iowa 1972)).</w:t>
+        <w:t xml:space="preserve">During the Restricted Period, Employee must not accept, service, or do business with any Covered Customer, regardless of whether Employee or the Covered Customer first initiated contact. This restriction applies even if the Covered Customer approaches Employee, so it is sized to the goodwill it protects and reaches only Covered Customers with whom Employee had material contact.</w:t>
       </w:r>
     </w:p>
     <w:p>
@@ -1579,7 +1579,7 @@
         <w:ind w:left="720"/>
       </w:pPr>
       <w:r>
-        <w:t xml:space="preserve">During the Restricted Period, Employee must not engage in, be employed by, consult for, or have an active ownership interest in any Competitive Business within the Restricted Territory. This covenant exists to protect Employer's Protected Interests — its Confidential Information, trade secrets, and customer goodwill — and not to restrain ordinary competition or to preclude Employee from using the general skill and knowledge acquired on the job. Consistent with Iowa's three-prong reasonableness test, and recognizing that Employer bears the burden of proving reasonableness, the parties intend this covenant to be reasonably necessary for the protection of Employer, not unreasonably restrictive of Employee, and not prejudicial to the public interest, with its time and territory sized to Employee's actual role and Employer's actual market. If Employer has identified specific competitors in Cover Terms under Specified Competitors, the parties intend this covenant to be understood and, if necessary, enforced as limited to those named competitors, because a restraint bound to named competitors is strong evidence that it is no greater than reasonably necessary and leaves Employee free to work elsewhere in the industry. Where Employee is an independent contractor, the same three-prong test applies; the covenant is intended not to force Employee to forsake customers Employee brought to the relationship, which Iowa law treats as unreasonable (AG Spectrum Co. v. Elder, 865 F.3d 1088 (8th Cir. 2017)). Passive Public Holdings are permitted.</w:t>
+        <w:t xml:space="preserve">During the Restricted Period, Employee must not engage in, be employed by, consult for, or have an active ownership interest in any Competitive Business within the Restricted Territory. This covenant exists to protect Employer's Protected Interests — its Confidential Information, trade secrets, and customer goodwill — and not to restrain ordinary competition or to preclude Employee from using the general skill and knowledge acquired on the job. The parties intend this covenant to be reasonably necessary for the protection of Employer, not unreasonably restrictive of Employee, and not prejudicial to the public interest, with its time and territory sized to Employee's actual role and Employer's actual market. If Employer has identified specific competitors in Cover Terms under Specified Competitors, the parties intend this covenant to be understood and, if necessary, enforced as limited to those named competitors. Where Employee is an independent contractor, this covenant does not require Employee to forsake customers Employee brought to the relationship. Passive Public Holdings are permitted.</w:t>
       </w:r>
     </w:p>
     <w:p>
@@ -1608,7 +1608,7 @@
         <w:ind w:left="720"/>
       </w:pPr>
       <w:r>
-        <w:t xml:space="preserve">During the Restricted Period, Employee must not acquire or hold any active ownership interest in, serve as a director, officer, manager, or advisor to, or have material economic participation in any Competitive Business. This restriction primarily targets active or material ownership in private competitors. Because this covenant restrains active roles at and material participation in a Competitive Business, it is a post-employment restraint analyzed under Iowa's three-prong reasonableness test and is drawn no broader than necessary to protect Employer's Protected Interests. Passive Public Holdings are permitted.</w:t>
+        <w:t xml:space="preserve">During the Restricted Period, Employee must not acquire or hold any active ownership interest in, serve as a director, officer, manager, or advisor to, or have material economic participation in any Competitive Business. This restriction primarily targets active or material ownership in private competitors. Because this covenant restrains active roles at and material participation in a Competitive Business, it is drawn no broader than necessary to protect Employer's Protected Interests. Passive Public Holdings are permitted.</w:t>
       </w:r>
     </w:p>
     <w:p>
@@ -1666,7 +1666,7 @@
         <w:ind w:left="720"/>
       </w:pPr>
       <w:r>
-        <w:t xml:space="preserve">Iowa has no statewide physician or health-care non-compete ban, but several narrow occupation and sector rules can void or condition a covenant, and this agreement is drafted to yield to whichever applies. First, if Employee is a licensed mental health professional, this agreement does not limit the location at which Employee may practice, does not prohibit Employee from contacting for professional services a person Employee previously treated, and does not impose a time restriction on Employee's practice; any provision to the contrary is void and unenforceable under Iowa Code § 147.161, whether the agreement was entered into prior to, on, or after June 1, 2023. Second, if Employer is a health-care employment agency and Employee is an agency worker, this agreement does not include any noncompete clause restricting Employee's employment opportunities and does not require liquidated damages, employment fees, or other compensation if Employee is later hired as a permanent employee of a health care entity (Iowa Code § 135Q.2). Third, if this agreement is an employment contract between the University of Iowa Hospitals and Clinics and an advanced registered nurse practitioner, licensed practical nurse, pharmacist, physician, physician assistant, or registered nurse, it does not include a noncompete clause, consistent with the policy the Board of Regents is directed to adopt for such contracts entered into, extended, or renewed on or after the effective date of the Act (2026 Iowa Acts, House File 2254, codified at Iowa Code § 262.9(43)). Any covenant that would conflict with one of these rules is deemed excluded to the extent of the conflict.</w:t>
+        <w:t xml:space="preserve">This agreement yields to the following occupation- and sector-specific rules to the extent any applies. First, if Employee is a licensed mental health professional, this agreement does not limit the location at which Employee may practice, does not prohibit Employee from contacting for professional services a person Employee previously treated, and does not impose a time restriction on Employee's practice (Iowa Code § 147.161). Second, if Employer is a health-care employment agency and Employee is an agency worker, this agreement does not include any noncompete clause restricting Employee's employment opportunities and does not require liquidated damages, employment fees, or other compensation if Employee is later hired as a permanent employee of a health care entity (Iowa Code § 135Q.2). Third, if this agreement is an employment contract between the University of Iowa Hospitals and Clinics and an advanced registered nurse practitioner, licensed practical nurse, pharmacist, physician, physician assistant, or registered nurse, it does not include a noncompete clause (Iowa Code § 262.9(43)). Any covenant that would conflict with one of these rules is deemed excluded to the extent of the conflict.</w:t>
       </w:r>
     </w:p>
     <w:p>
@@ -1724,7 +1724,7 @@
         <w:ind w:left="720"/>
       </w:pPr>
       <w:r>
-        <w:t xml:space="preserve">Employer may disclose the existence and terms of this agreement to any prospective employer or business associate of Employee if Employer has a reasonable belief that Employee may breach this agreement. Employee consents to this disclosure. Employer acknowledges that a notice built on a covenant that an Iowa court would narrow under the three-prong reasonableness test — or that an occupation statute voids outright — may expose Employer to a claim, and that it should condition any such notice on a restraint it is prepared to defend on all three prongs.</w:t>
+        <w:t xml:space="preserve">Employer may disclose the existence and terms of this agreement to any prospective employer or business associate of Employee if Employer has a reasonable belief that Employee may breach this agreement. Employee consents to this disclosure.</w:t>
       </w:r>
     </w:p>
     <w:p>
@@ -1753,7 +1753,7 @@
         <w:ind w:left="720"/>
       </w:pPr>
       <w:r>
-        <w:t xml:space="preserve">If Employee breaches any restrictive covenant in this agreement, the parties intend that the Restricted Period for that covenant be extended by one day for each day of the breach, so that the full duration of the restriction runs from the date the breach ends. The parties acknowledge that no controlling Iowa appellate authority decides whether a non-compete period tolls during breach or enforcement litigation, and that Iowa's closest doctrine is reformation, which narrows an overbroad covenant rather than adding time back; Iowa's leading application set a fixed period measured from the date employment terminated (Farm Bureau Serv. Co. of Maynard v. Kohls, 203 N.W.2d 209 (Iowa 1972)). Accordingly, any extension under this section is itself part of the restraint's duration and must independently satisfy the three-prong reasonableness test; the parties do not intend an open-ended or indefinite extension and do not assume a court will revive an expired covenant.</w:t>
+        <w:t xml:space="preserve">If Employee breaches any restrictive covenant in this agreement, the parties intend that the Restricted Period for that covenant be extended by one day for each day of the breach, so that the full duration of the restriction runs from the date the breach ends. Any extension under this section is itself part of the restraint's duration; the parties do not intend an open-ended or indefinite extension and do not assume a court will revive an expired covenant.</w:t>
       </w:r>
     </w:p>
     <w:p>
@@ -1782,7 +1782,7 @@
         <w:ind w:left="720"/>
       </w:pPr>
       <w:r>
-        <w:t xml:space="preserve">Employee acknowledges that a breach of this agreement may cause Employer irreparable harm for which money damages would be inadequate. Employer may seek injunctive or other equitable relief in addition to any other remedies available at law, including relief under the Iowa Uniform Trade Secrets Act, Iowa Code § 550.3, under which the owner of a trade secret may petition the district court to enjoin an actual or threatened misappropriation independent of any covenant, and damages under Iowa Code § 550.4 for actual loss and unjust enrichment caused by misappropriation. Iowa Code § 550.6 permits an award of actual and reasonable attorney fees to the prevailing party where a misappropriation claim is made in bad faith, a motion to terminate an injunction is made or resisted in bad faith, or a person acts willfully and maliciously in the misappropriation. Common-law tort theories involving trade secrets remain available alongside chapter 550 (205 Corp. v. Brandow, 517 N.W.2d 548 (Iowa 1994)).</w:t>
+        <w:t xml:space="preserve">Employee acknowledges that a breach of this agreement may cause Employer irreparable harm for which money damages would be inadequate. Employer may seek injunctive or other equitable relief in addition to any other remedies available at law, including relief and damages available under the Iowa Uniform Trade Secrets Act, Iowa Code §§ 550.3–550.4.</w:t>
       </w:r>
     </w:p>
     <w:p>
@@ -1840,7 +1840,7 @@
         <w:ind w:left="720"/>
       </w:pPr>
       <w:r>
-        <w:t xml:space="preserve">Iowa has abandoned the all-or-nothing rule and enforces an overbroad covenant to the extent it is reasonably necessary to protect the employer's legitimate interests without imposing undue hardship on the employee, where the public interest is not adversely affected (Ehlers v. Iowa Warehouse Co., 188 N.W.2d 368 (Iowa 1971)); Iowa courts have applied that rule by narrowing a covenant's activities, territory, and duration to what the worker actually handled (Farm Bureau Serv. Co. of Maynard v. Kohls, 203 N.W.2d 209 (Iowa 1972)). Employer therefore requests partial enforcement if any restraint in this agreement is found to be overbroad. That partial-enforcement rule has a built-in limit the parties respect: it does not apply where the facts indicate bad faith, and no covenant placed in this agreement for reasons other than an attempt to protect Employer's legitimate interests should be enforced in equity (Ehlers, 188 N.W.2d 368). Accordingly, each restrictive covenant in this agreement is drawn as a tiered, severable, reasonable restraint sized to the Protected Interests from the start and is intended to be enforceable as written rather than in reliance on judicial revision.</w:t>
+        <w:t xml:space="preserve">Employer requests partial enforcement if any restraint in this agreement is found to be overbroad. No covenant in this agreement is placed here for any reason other than to protect Employer's legitimate interests. Each restrictive covenant in this agreement is drawn as a tiered, severable, reasonable restraint sized to the Protected Interests from the start and is intended to be enforceable as written rather than in reliance on judicial revision.</w:t>
       </w:r>
     </w:p>
     <w:p>
@@ -1869,7 +1869,7 @@
         <w:ind w:left="720"/>
       </w:pPr>
       <w:r>
-        <w:t xml:space="preserve">Each restrictive covenant in this agreement survives the termination of Employee's employment for the Restricted Period specified in Cover Terms. Obligations under the Confidential Information and Trade Secret Protection section survive indefinitely to the extent they relate to trade secrets. Because an Iowa court enforcing a covenant partially will reshape each restraint to its own reasonable scope, each covenant's survival is stated independently so that a defensible restraint is not bundled with a broader one. All other provisions survive to the extent necessary to enforce rights that arose during employment.</w:t>
+        <w:t xml:space="preserve">Each restrictive covenant in this agreement survives the termination of Employee's employment for the Restricted Period specified in Cover Terms. Obligations under the Confidential Information and Trade Secret Protection section survive indefinitely to the extent they relate to trade secrets. Each covenant's survival is stated independently so that a defensible restraint is not bundled with a broader one. All other provisions survive to the extent necessary to enforce rights that arose during employment.</w:t>
       </w:r>
     </w:p>
     <w:p>
@@ -1898,7 +1898,7 @@
         <w:ind w:left="720"/>
       </w:pPr>
       <w:r>
-        <w:t xml:space="preserve">Employee may not assign this agreement or any rights or obligations under it. Employer may assign this agreement to any affiliate, successor, or acquirer of all or substantially all of Employer's business or assets. This agreement is binding on and inures to the benefit of the parties and their respective heirs, successors, and permitted assigns. The parties acknowledge that a successor inherits the Iowa reasonableness analysis along with the covenant: reasonable necessity is re-weighed against the enforcing business's actual customer relationships and footprint, so a restraint sized to Employer does not automatically fit a buyer.</w:t>
+        <w:t xml:space="preserve">Employee may not assign this agreement or any rights or obligations under it. Employer may assign this agreement to any affiliate, successor, or acquirer of all or substantially all of Employer's business or assets. This agreement is binding on and inures to the benefit of the parties and their respective heirs, successors, and permitted assigns.</w:t>
       </w:r>
     </w:p>
     <w:p>
@@ -1927,7 +1927,7 @@
         <w:ind w:left="720"/>
       </w:pPr>
       <w:r>
-        <w:t xml:space="preserve">This agreement is governed by the law listed in Cover Terms. Where Iowa law governs, the enforceability of each restrictive covenant is determined under the common-law three-prong reasonableness test of Revere Transducers, Inc. v. Deere &amp; Co. and Lamp v. American Prosthetics, Inc. and their progeny, with the employer bearing the burden of proving reasonableness; there is no general Iowa non-compete statute and no statutory safe harbor, so each covenant is drafted to survive the reasonableness analysis rather than to escape it. Disputes will be resolved in the courts of the Governing Law state, subject to non-waivable rights under applicable law. The parties intend that the governing-law and venue choices match where Employee actually lives and works.</w:t>
+        <w:t xml:space="preserve">This agreement is governed by the law listed in Cover Terms. Disputes will be resolved in the courts of the Governing Law state, subject to non-waivable rights under applicable law. The parties intend that the governing-law and venue choices match where Employee actually lives and works.</w:t>
       </w:r>
     </w:p>
     <w:p>
@@ -1956,7 +1956,7 @@
         <w:ind w:left="720"/>
       </w:pPr>
       <w:r>
-        <w:t xml:space="preserve">This agreement constitutes the entire agreement between the parties regarding its subject matter and supersedes all prior agreements, understandings, and negotiations on this subject. This agreement may be amended only in writing signed by both parties. The parties note that an extension or renewal can change which Iowa rule governs: the University of Iowa Hospitals and Clinics clinical-role prohibition reaches listed contracts entered into, extended, or renewed on or after the effective date of the Act (2026 Iowa Acts, House File 2254), so any refresh of this agreement should be reviewed against the occupation- and sector-specific rules disclosed above. A party's failure to enforce any provision does not waive that party's right to enforce it later. This agreement may be executed in counterparts, including by electronic signature, each of which is an original.</w:t>
+        <w:t xml:space="preserve">This agreement constitutes the entire agreement between the parties regarding its subject matter and supersedes all prior agreements, understandings, and negotiations on this subject. This agreement may be amended only in writing signed by both parties. A party's failure to enforce any provision does not waive that party's right to enforce it later. This agreement may be executed in counterparts, including by electronic signature, each of which is an original.</w:t>
       </w:r>
     </w:p>
     <w:p>

--- a/templates/openagreements-cc-by-4.0/openagreements-restrictive-covenant-iowa/template.docx
+++ b/templates/openagreements-cc-by-4.0/openagreements-restrictive-covenant-iowa/template.docx
@@ -1234,7 +1234,7 @@
         <w:t xml:space="preserve">“Protected Interests”</w:t>
       </w:r>
       <w:r>
-        <w:t xml:space="preserve"> means the legitimate business interests an Iowa covenant may protect under the three-prong reasonableness test, namely Employer's Confidential Information, Employer's trade secrets as defined by the Iowa Uniform Trade Secrets Act (Iowa Code § 550.2), and Employer's goodwill in its customer, vendor, referral-source, and business-partner relationships — including Employee's close proximity to customers and access to information peculiar to Employer's business — but not Employer's interest in avoiding ordinary competition and not the general skill and knowledge Employee acquired through experience or instruction on the job.</w:t>
+        <w:t xml:space="preserve"> means Employer's Confidential Information, trade secrets, and goodwill in its customer, vendor, referral-source, and business-partner relationships, including Employee's close proximity to customers and access to information peculiar to Employer's business, but not Employer's interest in avoiding ordinary competition or the general skill and knowledge Employee acquired through experience or instruction on the job.</w:t>
       </w:r>
     </w:p>
     <w:p>
@@ -1318,7 +1318,7 @@
         <w:t xml:space="preserve">“Trade Secrets”</w:t>
       </w:r>
       <w:r>
-        <w:t xml:space="preserve"> has the meaning given in the Iowa Uniform Trade Secrets Act, Iowa Code § 550.2.</w:t>
+        <w:t xml:space="preserve"> means information that qualifies as a trade secret under applicable law.</w:t>
       </w:r>
     </w:p>
     <w:p>
@@ -1347,7 +1347,7 @@
         <w:ind w:left="720"/>
       </w:pPr>
       <w:r>
-        <w:t xml:space="preserve">Employer and Employee acknowledge that each restrictive covenant in this agreement is intended to protect one or more of Employer's Protected Interests and to impose no restraint greater than is reasonably necessary for that protection. The parties acknowledge that each covenant is meant to guard Employer's Confidential Information, trade secrets, and customer goodwill, and not to eliminate ordinary competition or to preclude Employee from using the general skill and knowledge Employee acquired on the job. Each covenant is intended to be reasonably necessary for the protection of Employer, not unreasonably restrictive of Employee, and not prejudicial to the public interest, and to be reasonable in time, territory, and scope, to impose no undue hardship on Employee, and to cause no injury to the public.</w:t>
+        <w:t xml:space="preserve">Employer and Employee acknowledge that each restrictive covenant in this agreement protects one or more of Employer's Protected Interests, including Employer's Confidential Information, trade secrets, and customer goodwill. The covenants do not preclude Employee from using the general skill and knowledge Employee acquired on the job. Employer and Employee acknowledge that the covenants are reasonable in time, territory, and scope.</w:t>
       </w:r>
     </w:p>
     <w:p>
@@ -1376,7 +1376,7 @@
         <w:ind w:left="720"/>
       </w:pPr>
       <w:r>
-        <w:t xml:space="preserve">The parties acknowledge that this agreement is supported by adequate consideration. If Employee is an existing employee, the parties agree that, in exchange for Employee's assent to the covenants in this agreement, Employer continues Employee's employment, and continued employment for an indefinite period is sufficient consideration to support a covenant not to compete, even when the covenant is signed after employment begins; no separate payment, raise, or promotion is required. If this agreement is signed at the outset of employment, the offer and commencement of employment is the consideration. Employee acknowledges having had the opportunity to consult with independent legal counsel before signing this agreement. Employee acknowledges that the restrictions in this agreement are reasonable and necessary to protect Employer's Protected Interests, and understands that adequate consideration establishes only that the covenants are supported at formation, not that they are reasonable — each covenant must independently be reasonable in time, territory, and scope, and continued employment sufficient as consideration does not by itself make an unreasonable covenant enforceable. This agreement is effective as of the Effective Date listed in Cover Terms.</w:t>
+        <w:t xml:space="preserve">In consideration of Employee's employment or continued employment, the parties agree to the terms of this agreement. Employee acknowledges having had the opportunity to consult with independent legal counsel before signing this agreement. Employee acknowledges that the restrictions in this agreement are appropriate to protect Employer's Protected Interests. This agreement is effective as of the Effective Date listed in Cover Terms.</w:t>
       </w:r>
     </w:p>
     <w:p>
@@ -1463,7 +1463,7 @@
         <w:ind w:left="720"/>
       </w:pPr>
       <w:r>
-        <w:t xml:space="preserve">Upon termination of employment, Employee must promptly return to Employer all documents, devices, files, credentials, and other materials containing or relating to Confidential Information. Where permitted, Employee must permanently delete electronic copies of Confidential Information from personal devices and accounts. Employee must certify compliance with this section in writing upon Employer's request. The parties intend that these return, deletion, and certification mechanics form part of Employer's reasonable efforts to maintain the secrecy of its Trade Secrets.</w:t>
+        <w:t xml:space="preserve">Upon termination of employment, Employee must promptly return to Employer all documents, devices, files, credentials, and other materials containing or relating to Confidential Information. Where permitted, Employee must permanently delete electronic copies of Confidential Information from personal devices and accounts. Employee must certify compliance with this section in writing upon Employer's request.</w:t>
       </w:r>
     </w:p>
     <w:p>
@@ -1492,7 +1492,7 @@
         <w:ind w:left="720"/>
       </w:pPr>
       <w:r>
-        <w:t xml:space="preserve">During the Restricted Period, Employee must not Solicit, recruit, hire, or attempt to hire any Covered Employee. This restriction does not prohibit Employee from providing a professional reference upon request or from hiring a person who responds to a general advertisement not directed specifically at Employer's employees. This restriction reaches only Covered Employees during the Restricted Period and is no broader than necessary to protect Employer's workforce stability and goodwill.</w:t>
+        <w:t xml:space="preserve">During the Restricted Period, Employee must not Solicit, recruit, hire, or attempt to hire any Covered Employee. This restriction does not prohibit Employee from providing a professional reference upon request or from hiring a person who responds to a general advertisement not directed specifically at Employer's employees.</w:t>
       </w:r>
     </w:p>
     <w:p>
@@ -1521,7 +1521,7 @@
         <w:ind w:left="720"/>
       </w:pPr>
       <w:r>
-        <w:t xml:space="preserve">During the Restricted Period, Employee must not Solicit the business of any Covered Customer. This covenant reaches only Covered Customers with whom Employee had material contact and is no broader than necessary to protect Employer's goodwill in its customer relationships. Where Employee is a licensed mental health professional, this covenant does not restrict Employee from contacting for professional services a person Employee previously treated (Iowa Code § 147.161).</w:t>
+        <w:t xml:space="preserve">During the Restricted Period, Employee must not Solicit the business of any Covered Customer. Where Employee is a licensed mental health professional, this covenant does not restrict Employee from contacting for professional services a person Employee previously treated.</w:t>
       </w:r>
     </w:p>
     <w:p>
@@ -1550,7 +1550,7 @@
         <w:ind w:left="720"/>
       </w:pPr>
       <w:r>
-        <w:t xml:space="preserve">During the Restricted Period, Employee must not accept, service, or do business with any Covered Customer, regardless of whether Employee or the Covered Customer first initiated contact. This restriction applies even if the Covered Customer approaches Employee, so it is sized to the goodwill it protects and reaches only Covered Customers with whom Employee had material contact.</w:t>
+        <w:t xml:space="preserve">During the Restricted Period, Employee must not accept, service, or do business with any Covered Customer, regardless of whether Employee or the Covered Customer first initiated contact.</w:t>
       </w:r>
     </w:p>
     <w:p>
@@ -1579,7 +1579,7 @@
         <w:ind w:left="720"/>
       </w:pPr>
       <w:r>
-        <w:t xml:space="preserve">During the Restricted Period, Employee must not engage in, be employed by, consult for, or have an active ownership interest in any Competitive Business within the Restricted Territory. This covenant exists to protect Employer's Protected Interests — its Confidential Information, trade secrets, and customer goodwill — and not to restrain ordinary competition or to preclude Employee from using the general skill and knowledge acquired on the job. The parties intend this covenant to be reasonably necessary for the protection of Employer, not unreasonably restrictive of Employee, and not prejudicial to the public interest, with its time and territory sized to Employee's actual role and Employer's actual market. If Employer has identified specific competitors in Cover Terms under Specified Competitors, the parties intend this covenant to be understood and, if necessary, enforced as limited to those named competitors. Where Employee is an independent contractor, this covenant does not require Employee to forsake customers Employee brought to the relationship. Passive Public Holdings are permitted.</w:t>
+        <w:t xml:space="preserve">During the Restricted Period, Employee must not engage in, be employed by, consult for, or have an active ownership interest in any Competitive Business within the Restricted Territory. If Employer has identified specific competitors in Cover Terms under Specified Competitors, this covenant applies only to those named competitors. Where Employee is an independent contractor, this covenant does not require Employee to forsake customers Employee brought to the relationship. Passive Public Holdings are permitted.</w:t>
       </w:r>
     </w:p>
     <w:p>
@@ -1608,7 +1608,7 @@
         <w:ind w:left="720"/>
       </w:pPr>
       <w:r>
-        <w:t xml:space="preserve">During the Restricted Period, Employee must not acquire or hold any active ownership interest in, serve as a director, officer, manager, or advisor to, or have material economic participation in any Competitive Business. This restriction primarily targets active or material ownership in private competitors. Because this covenant restrains active roles at and material participation in a Competitive Business, it is drawn no broader than necessary to protect Employer's Protected Interests. Passive Public Holdings are permitted.</w:t>
+        <w:t xml:space="preserve">During the Restricted Period, Employee must not acquire or hold any active ownership interest in, serve as a director, officer, manager, or advisor to, or have material economic participation in any Competitive Business. Passive Public Holdings are permitted.</w:t>
       </w:r>
     </w:p>
     <w:p>
@@ -1666,7 +1666,7 @@
         <w:ind w:left="720"/>
       </w:pPr>
       <w:r>
-        <w:t xml:space="preserve">This agreement yields to the following occupation- and sector-specific rules to the extent any applies. First, if Employee is a licensed mental health professional, this agreement does not limit the location at which Employee may practice, does not prohibit Employee from contacting for professional services a person Employee previously treated, and does not impose a time restriction on Employee's practice (Iowa Code § 147.161). Second, if Employer is a health-care employment agency and Employee is an agency worker, this agreement does not include any noncompete clause restricting Employee's employment opportunities and does not require liquidated damages, employment fees, or other compensation if Employee is later hired as a permanent employee of a health care entity (Iowa Code § 135Q.2). Third, if this agreement is an employment contract between the University of Iowa Hospitals and Clinics and an advanced registered nurse practitioner, licensed practical nurse, pharmacist, physician, physician assistant, or registered nurse, it does not include a noncompete clause (Iowa Code § 262.9(43)). Any covenant that would conflict with one of these rules is deemed excluded to the extent of the conflict.</w:t>
+        <w:t xml:space="preserve">If Employee is a licensed mental health professional, this agreement does not limit the location at which Employee may practice, prohibit Employee from contacting for professional services a person Employee previously treated, or impose a time restriction on Employee's practice. If Employer is a health-care employment agency and Employee is an agency worker, this agreement does not restrict Employee's employment opportunities or require Employee to pay liquidated damages, employment fees, or other compensation if Employee is later hired by a health care entity. If Employer is the University of Iowa Hospitals and Clinics and Employee is an advanced registered nurse practitioner, licensed practical nurse, pharmacist, physician, physician assistant, or registered nurse, the non-competition covenant does not apply.</w:t>
       </w:r>
     </w:p>
     <w:p>
@@ -1753,7 +1753,7 @@
         <w:ind w:left="720"/>
       </w:pPr>
       <w:r>
-        <w:t xml:space="preserve">If Employee breaches any restrictive covenant in this agreement, the parties intend that the Restricted Period for that covenant be extended by one day for each day of the breach, so that the full duration of the restriction runs from the date the breach ends. Any extension under this section is itself part of the restraint's duration; the parties do not intend an open-ended or indefinite extension and do not assume a court will revive an expired covenant.</w:t>
+        <w:t xml:space="preserve">If Employee breaches any restrictive covenant in this agreement, the parties intend that the Restricted Period for that covenant be extended by one day for each day of the breach, so that the full duration of the restriction runs from the date the breach ends.</w:t>
       </w:r>
     </w:p>
     <w:p>
@@ -1782,7 +1782,7 @@
         <w:ind w:left="720"/>
       </w:pPr>
       <w:r>
-        <w:t xml:space="preserve">Employee acknowledges that a breach of this agreement may cause Employer irreparable harm for which money damages would be inadequate. Employer may seek injunctive or other equitable relief in addition to any other remedies available at law, including relief and damages available under the Iowa Uniform Trade Secrets Act, Iowa Code §§ 550.3–550.4.</w:t>
+        <w:t xml:space="preserve">Employee acknowledges that a breach of this agreement may cause Employer irreparable harm for which money damages would be inadequate. Employer may seek injunctive or other equitable relief in addition to any other remedies available at law.</w:t>
       </w:r>
     </w:p>
     <w:p>
@@ -1811,7 +1811,7 @@
         <w:ind w:left="720"/>
       </w:pPr>
       <w:r>
-        <w:t xml:space="preserve">If any provision of this agreement is found to be unenforceable, the remaining provisions remain in full force and effect. Each restrictive covenant in this agreement is intended to be independently enforceable, so that a court's refusal to enforce one covenant, or a court's decision to enforce a covenant only to a reasonable extent, does not affect the others.</w:t>
+        <w:t xml:space="preserve">If any provision of this agreement is found to be unenforceable, the remaining provisions remain in full force and effect.</w:t>
       </w:r>
     </w:p>
     <w:p>
@@ -1830,7 +1830,7 @@
           <w:b/>
           <w:bCs/>
         </w:rPr>
-        <w:t xml:space="preserve">Reformation</w:t>
+        <w:t xml:space="preserve">Survival and Expiration of Each Covenant</w:t>
       </w:r>
     </w:p>
     <w:p>
@@ -1840,36 +1840,7 @@
         <w:ind w:left="720"/>
       </w:pPr>
       <w:r>
-        <w:t xml:space="preserve">Employer requests partial enforcement if any restraint in this agreement is found to be overbroad. No covenant in this agreement is placed here for any reason other than to protect Employer's legitimate interests. Each restrictive covenant in this agreement is drawn as a tiered, severable, reasonable restraint sized to the Protected Interests from the start and is intended to be enforceable as written rather than in reliance on judicial revision.</w:t>
-      </w:r>
-    </w:p>
-    <w:p>
-      <w:pPr>
-        <w:pStyle w:val="OABody"/>
-        <w:keepNext/>
-        <w:numPr>
-          <w:ilvl w:val="0"/>
-          <w:numId w:val="1"/>
-        </w:numPr>
-        <w:spacing w:before="320" w:after="120" w:line="340" w:lineRule="auto"/>
-        <w:jc w:val="left"/>
-      </w:pPr>
-      <w:r>
-        <w:rPr>
-          <w:b/>
-          <w:bCs/>
-        </w:rPr>
-        <w:t xml:space="preserve">Survival and Expiration of Each Covenant</w:t>
-      </w:r>
-    </w:p>
-    <w:p>
-      <w:pPr>
-        <w:pStyle w:val="OABody"/>
-        <w:spacing w:before="0" w:after="120" w:line="340" w:lineRule="auto"/>
-        <w:ind w:left="720"/>
-      </w:pPr>
-      <w:r>
-        <w:t xml:space="preserve">Each restrictive covenant in this agreement survives the termination of Employee's employment for the Restricted Period specified in Cover Terms. Obligations under the Confidential Information and Trade Secret Protection section survive indefinitely to the extent they relate to trade secrets. Each covenant's survival is stated independently so that a defensible restraint is not bundled with a broader one. All other provisions survive to the extent necessary to enforce rights that arose during employment.</w:t>
+        <w:t xml:space="preserve">Each restrictive covenant in this agreement survives the termination of Employee's employment for the Restricted Period specified in Cover Terms. Obligations under the Confidential Information and Trade Secret Protection section survive indefinitely to the extent they relate to trade secrets. All other provisions survive to the extent necessary to enforce rights that arose during employment.</w:t>
       </w:r>
     </w:p>
     <w:p>

--- a/templates/openagreements-cc-by-4.0/openagreements-restrictive-covenant-iowa/template.docx
+++ b/templates/openagreements-cc-by-4.0/openagreements-restrictive-covenant-iowa/template.docx
@@ -1376,7 +1376,7 @@
         <w:ind w:left="720"/>
       </w:pPr>
       <w:r>
-        <w:t xml:space="preserve">In consideration of Employee's employment or continued employment, the parties agree to the terms of this agreement. Employee acknowledges having had the opportunity to consult with independent legal counsel before signing this agreement. Employee acknowledges that the restrictions in this agreement are appropriate to protect Employer's Protected Interests. This agreement is effective as of the Effective Date listed in Cover Terms.</w:t>
+        <w:t xml:space="preserve">In consideration of Employee's employment or continued employment, the parties agree to the terms of this agreement. Employee acknowledges having had the opportunity to consult with independent legal counsel before signing this agreement. Employee acknowledges that the restrictions in this agreement are reasonable and necessary to protect Employer's Protected Interests. This agreement is effective as of the Effective Date listed in Cover Terms.</w:t>
       </w:r>
     </w:p>
     <w:p>
@@ -1840,7 +1840,7 @@
         <w:ind w:left="720"/>
       </w:pPr>
       <w:r>
-        <w:t xml:space="preserve">Each restrictive covenant in this agreement survives the termination of Employee's employment for the Restricted Period specified in Cover Terms. Obligations under the Confidential Information and Trade Secret Protection section survive indefinitely to the extent they relate to trade secrets. All other provisions survive to the extent necessary to enforce rights that arose during employment.</w:t>
+        <w:t xml:space="preserve">Each restrictive covenant in this agreement survives the termination of Employee's employment for the Restricted Period specified in Cover Terms. Obligations under the Confidential Information and Trade Secret Protection section survive for the Trade Secrets Duration specified in Cover Terms to the extent they relate to trade secrets, and for the Other Confidential Information Duration specified in Cover Terms for other Confidential Information. All other provisions survive to the extent necessary to enforce rights that arose during employment.</w:t>
       </w:r>
     </w:p>
     <w:p>

--- a/templates/openagreements-cc-by-4.0/openagreements-restrictive-covenant-iowa/template.docx
+++ b/templates/openagreements-cc-by-4.0/openagreements-restrictive-covenant-iowa/template.docx
@@ -2985,169 +2985,79 @@
 
 <file path=word/header1.xml><?xml version="1.0" encoding="utf-8"?>
 <w:hdr xmlns:w="http://schemas.openxmlformats.org/wordprocessingml/2006/main" xmlns:r="http://schemas.openxmlformats.org/officeDocument/2006/relationships">
-  <w:tbl>
-    <w:tblPr>
-      <w:tblW w:w="10080" w:type="dxa"/>
-      <w:tblBorders>
-        <w:top w:val="none" w:sz="0" w:space="0" w:color="auto"/>
-        <w:left w:val="none" w:sz="0" w:space="0" w:color="auto"/>
+  <w:p>
+    <w:pPr>
+      <w:pBdr>
         <w:bottom w:val="single" w:sz="8" w:space="0" w:color="107087"/>
-        <w:right w:val="none" w:sz="0" w:space="0" w:color="auto"/>
-        <w:insideH w:val="none" w:sz="0" w:space="0" w:color="auto"/>
-        <w:insideV w:val="none" w:sz="0" w:space="0" w:color="auto"/>
-      </w:tblBorders>
-      <w:tblLayout w:type="fixed"/>
-    </w:tblPr>
-    <w:tblGrid>
-      <w:gridCol w:w="10080"/>
-    </w:tblGrid>
-    <w:tr>
-      <w:tc>
-        <w:tcPr>
-          <w:tcW w:w="10080" w:type="dxa"/>
-          <w:tcBorders>
-            <w:bottom w:val="single" w:sz="8" w:space="0" w:color="107087"/>
-          </w:tcBorders>
-          <w:tcMar>
-            <w:top w:w="0" w:type="dxa"/>
-            <w:left w:w="0" w:type="dxa"/>
-            <w:bottom w:w="40" w:type="dxa"/>
-            <w:right w:w="0" w:type="dxa"/>
-          </w:tcMar>
-        </w:tcPr>
-        <w:p>
-          <w:pPr>
-            <w:spacing w:after="0"/>
-            <w:jc w:val="right"/>
-          </w:pPr>
-          <w:r>
-            <w:rPr>
-              <w:rFonts w:ascii="Arial" w:hAnsi="Arial" w:cs="Arial"/>
-              <w:b/>
-              <w:bCs/>
-              <w:caps/>
-              <w:color w:val="107087"/>
-              <w:sz w:val="18"/>
-              <w:szCs w:val="18"/>
-            </w:rPr>
-            <w:t xml:space="preserve">Cover Terms</w:t>
-          </w:r>
-        </w:p>
-      </w:tc>
-    </w:tr>
-  </w:tbl>
+      </w:pBdr>
+      <w:spacing w:after="0"/>
+      <w:jc w:val="right"/>
+    </w:pPr>
+    <w:r>
+      <w:rPr>
+        <w:rFonts w:ascii="Arial" w:hAnsi="Arial" w:cs="Arial"/>
+        <w:b/>
+        <w:bCs/>
+        <w:caps/>
+        <w:color w:val="107087"/>
+        <w:sz w:val="18"/>
+        <w:szCs w:val="18"/>
+      </w:rPr>
+      <w:t xml:space="preserve">Cover Terms</w:t>
+    </w:r>
+  </w:p>
 </w:hdr>
 </file>
 
 <file path=word/header2.xml><?xml version="1.0" encoding="utf-8"?>
 <w:hdr xmlns:w="http://schemas.openxmlformats.org/wordprocessingml/2006/main" xmlns:r="http://schemas.openxmlformats.org/officeDocument/2006/relationships">
-  <w:tbl>
-    <w:tblPr>
-      <w:tblW w:w="10080" w:type="dxa"/>
-      <w:tblBorders>
-        <w:top w:val="none" w:sz="0" w:space="0" w:color="auto"/>
-        <w:left w:val="none" w:sz="0" w:space="0" w:color="auto"/>
+  <w:p>
+    <w:pPr>
+      <w:pBdr>
         <w:bottom w:val="single" w:sz="8" w:space="0" w:color="107087"/>
-        <w:right w:val="none" w:sz="0" w:space="0" w:color="auto"/>
-        <w:insideH w:val="none" w:sz="0" w:space="0" w:color="auto"/>
-        <w:insideV w:val="none" w:sz="0" w:space="0" w:color="auto"/>
-      </w:tblBorders>
-      <w:tblLayout w:type="fixed"/>
-    </w:tblPr>
-    <w:tblGrid>
-      <w:gridCol w:w="10080"/>
-    </w:tblGrid>
-    <w:tr>
-      <w:tc>
-        <w:tcPr>
-          <w:tcW w:w="10080" w:type="dxa"/>
-          <w:tcBorders>
-            <w:bottom w:val="single" w:sz="8" w:space="0" w:color="107087"/>
-          </w:tcBorders>
-          <w:tcMar>
-            <w:top w:w="0" w:type="dxa"/>
-            <w:left w:w="0" w:type="dxa"/>
-            <w:bottom w:w="40" w:type="dxa"/>
-            <w:right w:w="0" w:type="dxa"/>
-          </w:tcMar>
-        </w:tcPr>
-        <w:p>
-          <w:pPr>
-            <w:spacing w:after="0"/>
-            <w:jc w:val="right"/>
-          </w:pPr>
-          <w:r>
-            <w:rPr>
-              <w:rFonts w:ascii="Arial" w:hAnsi="Arial" w:cs="Arial"/>
-              <w:b/>
-              <w:bCs/>
-              <w:caps/>
-              <w:color w:val="107087"/>
-              <w:sz w:val="18"/>
-              <w:szCs w:val="18"/>
-            </w:rPr>
-            <w:t xml:space="preserve">Standard Terms</w:t>
-          </w:r>
-        </w:p>
-      </w:tc>
-    </w:tr>
-  </w:tbl>
+      </w:pBdr>
+      <w:spacing w:after="0"/>
+      <w:jc w:val="right"/>
+    </w:pPr>
+    <w:r>
+      <w:rPr>
+        <w:rFonts w:ascii="Arial" w:hAnsi="Arial" w:cs="Arial"/>
+        <w:b/>
+        <w:bCs/>
+        <w:caps/>
+        <w:color w:val="107087"/>
+        <w:sz w:val="18"/>
+        <w:szCs w:val="18"/>
+      </w:rPr>
+      <w:t xml:space="preserve">Standard Terms</w:t>
+    </w:r>
+  </w:p>
 </w:hdr>
 </file>
 
 <file path=word/header3.xml><?xml version="1.0" encoding="utf-8"?>
 <w:hdr xmlns:w="http://schemas.openxmlformats.org/wordprocessingml/2006/main" xmlns:r="http://schemas.openxmlformats.org/officeDocument/2006/relationships">
-  <w:tbl>
-    <w:tblPr>
-      <w:tblW w:w="10080" w:type="dxa"/>
-      <w:tblBorders>
-        <w:top w:val="none" w:sz="0" w:space="0" w:color="auto"/>
-        <w:left w:val="none" w:sz="0" w:space="0" w:color="auto"/>
+  <w:p>
+    <w:pPr>
+      <w:pBdr>
         <w:bottom w:val="single" w:sz="8" w:space="0" w:color="107087"/>
-        <w:right w:val="none" w:sz="0" w:space="0" w:color="auto"/>
-        <w:insideH w:val="none" w:sz="0" w:space="0" w:color="auto"/>
-        <w:insideV w:val="none" w:sz="0" w:space="0" w:color="auto"/>
-      </w:tblBorders>
-      <w:tblLayout w:type="fixed"/>
-    </w:tblPr>
-    <w:tblGrid>
-      <w:gridCol w:w="10080"/>
-    </w:tblGrid>
-    <w:tr>
-      <w:tc>
-        <w:tcPr>
-          <w:tcW w:w="10080" w:type="dxa"/>
-          <w:tcBorders>
-            <w:bottom w:val="single" w:sz="8" w:space="0" w:color="107087"/>
-          </w:tcBorders>
-          <w:tcMar>
-            <w:top w:w="0" w:type="dxa"/>
-            <w:left w:w="0" w:type="dxa"/>
-            <w:bottom w:w="40" w:type="dxa"/>
-            <w:right w:w="0" w:type="dxa"/>
-          </w:tcMar>
-        </w:tcPr>
-        <w:p>
-          <w:pPr>
-            <w:spacing w:after="0"/>
-            <w:jc w:val="right"/>
-          </w:pPr>
-          <w:r>
-            <w:rPr>
-              <w:rFonts w:ascii="Arial" w:hAnsi="Arial" w:cs="Arial"/>
-              <w:b/>
-              <w:bCs/>
-              <w:caps/>
-              <w:color w:val="107087"/>
-              <w:sz w:val="18"/>
-              <w:szCs w:val="18"/>
-            </w:rPr>
-            <w:t xml:space="preserve">Signature Page</w:t>
-          </w:r>
-        </w:p>
-      </w:tc>
-    </w:tr>
-  </w:tbl>
+      </w:pBdr>
+      <w:spacing w:after="0"/>
+      <w:jc w:val="right"/>
+    </w:pPr>
+    <w:r>
+      <w:rPr>
+        <w:rFonts w:ascii="Arial" w:hAnsi="Arial" w:cs="Arial"/>
+        <w:b/>
+        <w:bCs/>
+        <w:caps/>
+        <w:color w:val="107087"/>
+        <w:sz w:val="18"/>
+        <w:szCs w:val="18"/>
+      </w:rPr>
+      <w:t xml:space="preserve">Signature Page</w:t>
+    </w:r>
+  </w:p>
 </w:hdr>
 </file>
 

--- a/templates/openagreements-cc-by-4.0/openagreements-restrictive-covenant-iowa/template.docx
+++ b/templates/openagreements-cc-by-4.0/openagreements-restrictive-covenant-iowa/template.docx
@@ -337,7 +337,7 @@
                 <w:rFonts w:ascii="Arial" w:hAnsi="Arial" w:cs="Arial"/>
                 <w:i/>
                 <w:iCs/>
-                <w:color w:val="494A4B"/>
+                <w:color w:val="1D2021"/>
                 <w:sz w:val="21"/>
                 <w:szCs w:val="21"/>
               </w:rPr>
@@ -361,7 +361,7 @@
                 <w:rFonts w:ascii="Arial" w:hAnsi="Arial" w:cs="Arial"/>
                 <w:i/>
                 <w:iCs/>
-                <w:color w:val="494A4B"/>
+                <w:color w:val="1D2021"/>
                 <w:sz w:val="21"/>
                 <w:szCs w:val="21"/>
               </w:rPr>
@@ -387,7 +387,7 @@
                 <w:rFonts w:ascii="Arial" w:hAnsi="Arial" w:cs="Arial"/>
                 <w:i/>
                 <w:iCs/>
-                <w:color w:val="494A4B"/>
+                <w:color w:val="1D2021"/>
                 <w:sz w:val="21"/>
                 <w:szCs w:val="21"/>
               </w:rPr>
@@ -411,7 +411,7 @@
                 <w:rFonts w:ascii="Arial" w:hAnsi="Arial" w:cs="Arial"/>
                 <w:i/>
                 <w:iCs/>
-                <w:color w:val="494A4B"/>
+                <w:color w:val="1D2021"/>
                 <w:sz w:val="21"/>
                 <w:szCs w:val="21"/>
               </w:rPr>
@@ -465,7 +465,7 @@
                 <w:rFonts w:ascii="Arial" w:hAnsi="Arial" w:cs="Arial"/>
                 <w:i/>
                 <w:iCs/>
-                <w:color w:val="494A4B"/>
+                <w:color w:val="1D2021"/>
                 <w:sz w:val="21"/>
                 <w:szCs w:val="21"/>
               </w:rPr>
@@ -489,7 +489,7 @@
                 <w:rFonts w:ascii="Arial" w:hAnsi="Arial" w:cs="Arial"/>
                 <w:i/>
                 <w:iCs/>
-                <w:color w:val="494A4B"/>
+                <w:color w:val="1D2021"/>
                 <w:sz w:val="21"/>
                 <w:szCs w:val="21"/>
               </w:rPr>
@@ -543,7 +543,7 @@
                 <w:rFonts w:ascii="Arial" w:hAnsi="Arial" w:cs="Arial"/>
                 <w:i/>
                 <w:iCs/>
-                <w:color w:val="494A4B"/>
+                <w:color w:val="1D2021"/>
                 <w:sz w:val="21"/>
                 <w:szCs w:val="21"/>
               </w:rPr>
@@ -567,7 +567,7 @@
                 <w:rFonts w:ascii="Arial" w:hAnsi="Arial" w:cs="Arial"/>
                 <w:i/>
                 <w:iCs/>
-                <w:color w:val="494A4B"/>
+                <w:color w:val="1D2021"/>
                 <w:sz w:val="21"/>
                 <w:szCs w:val="21"/>
               </w:rPr>
@@ -621,7 +621,7 @@
                 <w:rFonts w:ascii="Arial" w:hAnsi="Arial" w:cs="Arial"/>
                 <w:i/>
                 <w:iCs/>
-                <w:color w:val="494A4B"/>
+                <w:color w:val="1D2021"/>
                 <w:sz w:val="21"/>
                 <w:szCs w:val="21"/>
               </w:rPr>
@@ -645,7 +645,7 @@
                 <w:rFonts w:ascii="Arial" w:hAnsi="Arial" w:cs="Arial"/>
                 <w:i/>
                 <w:iCs/>
-                <w:color w:val="494A4B"/>
+                <w:color w:val="1D2021"/>
                 <w:sz w:val="21"/>
                 <w:szCs w:val="21"/>
               </w:rPr>
@@ -671,7 +671,7 @@
                 <w:rFonts w:ascii="Arial" w:hAnsi="Arial" w:cs="Arial"/>
                 <w:i/>
                 <w:iCs/>
-                <w:color w:val="494A4B"/>
+                <w:color w:val="1D2021"/>
                 <w:sz w:val="21"/>
                 <w:szCs w:val="21"/>
               </w:rPr>
@@ -695,7 +695,7 @@
                 <w:rFonts w:ascii="Arial" w:hAnsi="Arial" w:cs="Arial"/>
                 <w:i/>
                 <w:iCs/>
-                <w:color w:val="494A4B"/>
+                <w:color w:val="1D2021"/>
                 <w:sz w:val="21"/>
                 <w:szCs w:val="21"/>
               </w:rPr>
@@ -721,7 +721,7 @@
                 <w:rFonts w:ascii="Arial" w:hAnsi="Arial" w:cs="Arial"/>
                 <w:i/>
                 <w:iCs/>
-                <w:color w:val="494A4B"/>
+                <w:color w:val="1D2021"/>
                 <w:sz w:val="21"/>
                 <w:szCs w:val="21"/>
               </w:rPr>
@@ -747,7 +747,7 @@
                 <w:bCs/>
                 <w:i/>
                 <w:iCs/>
-                <w:color w:val="494A4B"/>
+                <w:color w:val="1D2021"/>
                 <w:sz w:val="21"/>
                 <w:szCs w:val="21"/>
                 <w:highlight w:val="yellow"/>
@@ -774,7 +774,7 @@
                 <w:rFonts w:ascii="Arial" w:hAnsi="Arial" w:cs="Arial"/>
                 <w:i/>
                 <w:iCs/>
-                <w:color w:val="494A4B"/>
+                <w:color w:val="1D2021"/>
                 <w:sz w:val="21"/>
                 <w:szCs w:val="21"/>
               </w:rPr>
@@ -798,7 +798,7 @@
                 <w:rFonts w:ascii="Arial" w:hAnsi="Arial" w:cs="Arial"/>
                 <w:i/>
                 <w:iCs/>
-                <w:color w:val="494A4B"/>
+                <w:color w:val="1D2021"/>
                 <w:sz w:val="21"/>
                 <w:szCs w:val="21"/>
               </w:rPr>
@@ -852,7 +852,7 @@
                 <w:rFonts w:ascii="Arial" w:hAnsi="Arial" w:cs="Arial"/>
                 <w:i/>
                 <w:iCs/>
-                <w:color w:val="494A4B"/>
+                <w:color w:val="1D2021"/>
                 <w:sz w:val="21"/>
                 <w:szCs w:val="21"/>
               </w:rPr>
@@ -876,7 +876,7 @@
                 <w:rFonts w:ascii="Arial" w:hAnsi="Arial" w:cs="Arial"/>
                 <w:i/>
                 <w:iCs/>
-                <w:color w:val="494A4B"/>
+                <w:color w:val="1D2021"/>
                 <w:sz w:val="21"/>
                 <w:szCs w:val="21"/>
               </w:rPr>
@@ -930,7 +930,7 @@
                 <w:rFonts w:ascii="Arial" w:hAnsi="Arial" w:cs="Arial"/>
                 <w:i/>
                 <w:iCs/>
-                <w:color w:val="494A4B"/>
+                <w:color w:val="1D2021"/>
                 <w:sz w:val="21"/>
                 <w:szCs w:val="21"/>
               </w:rPr>
@@ -954,7 +954,7 @@
                 <w:rFonts w:ascii="Arial" w:hAnsi="Arial" w:cs="Arial"/>
                 <w:i/>
                 <w:iCs/>
-                <w:color w:val="494A4B"/>
+                <w:color w:val="1D2021"/>
                 <w:sz w:val="21"/>
                 <w:szCs w:val="21"/>
               </w:rPr>
@@ -1008,7 +1008,7 @@
                 <w:rFonts w:ascii="Arial" w:hAnsi="Arial" w:cs="Arial"/>
                 <w:i/>
                 <w:iCs/>
-                <w:color w:val="494A4B"/>
+                <w:color w:val="1D2021"/>
                 <w:sz w:val="21"/>
                 <w:szCs w:val="21"/>
               </w:rPr>
@@ -1032,7 +1032,7 @@
                 <w:rFonts w:ascii="Arial" w:hAnsi="Arial" w:cs="Arial"/>
                 <w:i/>
                 <w:iCs/>
-                <w:color w:val="494A4B"/>
+                <w:color w:val="1D2021"/>
                 <w:sz w:val="21"/>
                 <w:szCs w:val="21"/>
               </w:rPr>

--- a/templates/openagreements-cc-by-4.0/openagreements-restrictive-covenant-iowa/template.docx
+++ b/templates/openagreements-cc-by-4.0/openagreements-restrictive-covenant-iowa/template.docx
@@ -1099,7 +1099,7 @@
         <w:t xml:space="preserve">“Competitive Business”</w:t>
       </w:r>
       <w:r>
-        <w:t xml:space="preserve"> means the business activities described in Cover Terms under Competitive Business.</w:t>
+        <w:t xml:space="preserve"> means a person or entity that engages in the business activities described in Cover Terms under Competitive Business.</w:t>
       </w:r>
     </w:p>
     <w:p>
